--- a/docker and kafka installation.docx
+++ b/docker and kafka installation.docx
@@ -56,7 +56,7 @@
     <w:p>
       <w:r>
         <w:pict>
-          <v:rect id="_x0000_i1073" style="width:0;height:1.5pt" o:hralign="center" o:hrstd="t" o:hr="t" fillcolor="#a0a0a0" stroked="f"/>
+          <v:rect id="_x0000_i1025" style="width:0;height:1.5pt" o:hralign="center" o:hrstd="t" o:hr="t" fillcolor="#a0a0a0" stroked="f"/>
         </w:pict>
       </w:r>
     </w:p>
@@ -195,7 +195,7 @@
     <w:p>
       <w:r>
         <w:pict>
-          <v:rect id="_x0000_i1074" style="width:0;height:1.5pt" o:hralign="center" o:hrstd="t" o:hr="t" fillcolor="#a0a0a0" stroked="f"/>
+          <v:rect id="_x0000_i1026" style="width:0;height:1.5pt" o:hralign="center" o:hrstd="t" o:hr="t" fillcolor="#a0a0a0" stroked="f"/>
         </w:pict>
       </w:r>
     </w:p>
@@ -359,13 +359,8 @@
         <w:t>dism.exe /online /enable-feature /</w:t>
       </w:r>
       <w:proofErr w:type="spellStart"/>
-      <w:proofErr w:type="gramStart"/>
-      <w:r>
-        <w:t>featurename:Microsoft</w:t>
-      </w:r>
-      <w:proofErr w:type="gramEnd"/>
-      <w:r>
-        <w:t>-Windows-Subsystem-Linux</w:t>
+      <w:r>
+        <w:t>featurename:Microsoft-Windows-Subsystem-Linux</w:t>
       </w:r>
       <w:proofErr w:type="spellEnd"/>
       <w:r>
@@ -395,12 +390,10 @@
         <w:t>dism.exe /online /enable-feature /</w:t>
       </w:r>
       <w:proofErr w:type="spellStart"/>
-      <w:proofErr w:type="gramStart"/>
       <w:r>
         <w:t>featurename:VirtualMachinePlatform</w:t>
       </w:r>
       <w:proofErr w:type="spellEnd"/>
-      <w:proofErr w:type="gramEnd"/>
       <w:r>
         <w:t xml:space="preserve"> /all /</w:t>
       </w:r>
@@ -582,7 +575,7 @@
     <w:p>
       <w:r>
         <w:pict>
-          <v:rect id="_x0000_i1076" style="width:0;height:1.5pt" o:hralign="center" o:hrstd="t" o:hr="t" fillcolor="#a0a0a0" stroked="f"/>
+          <v:rect id="_x0000_i1027" style="width:0;height:1.5pt" o:hralign="center" o:hrstd="t" o:hr="t" fillcolor="#a0a0a0" stroked="f"/>
         </w:pict>
       </w:r>
     </w:p>
@@ -878,7 +871,7 @@
     <w:p>
       <w:r>
         <w:pict>
-          <v:rect id="_x0000_i1077" style="width:0;height:1.5pt" o:hralign="center" o:hrstd="t" o:hr="t" fillcolor="#a0a0a0" stroked="f"/>
+          <v:rect id="_x0000_i1028" style="width:0;height:1.5pt" o:hralign="center" o:hrstd="t" o:hr="t" fillcolor="#a0a0a0" stroked="f"/>
         </w:pict>
       </w:r>
     </w:p>
@@ -1017,7 +1010,7 @@
     <w:p>
       <w:r>
         <w:pict>
-          <v:rect id="_x0000_i1079" style="width:0;height:1.5pt" o:hralign="center" o:hrstd="t" o:hr="t" fillcolor="#a0a0a0" stroked="f"/>
+          <v:rect id="_x0000_i1029" style="width:0;height:1.5pt" o:hralign="center" o:hrstd="t" o:hr="t" fillcolor="#a0a0a0" stroked="f"/>
         </w:pict>
       </w:r>
     </w:p>
@@ -1357,12 +1350,10 @@
         <w:t>/web/</w:t>
       </w:r>
       <w:proofErr w:type="spellStart"/>
-      <w:proofErr w:type="gramStart"/>
       <w:r>
         <w:t>main.go</w:t>
       </w:r>
       <w:proofErr w:type="spellEnd"/>
-      <w:proofErr w:type="gramEnd"/>
     </w:p>
     <w:p>
       <w:r>
@@ -1471,8 +1462,6 @@
       </w:r>
       <w:r>
         <w:br/>
-      </w:r>
-      <w:r>
         <w:t xml:space="preserve">https://stackoverflow.com/questions/77680977/linking-error-with-confluent-kafka-go-package-and-msys2-gcc-on-windows-11 </w:t>
       </w:r>
     </w:p>
@@ -1493,6 +1482,1079 @@
         <w:t xml:space="preserve"> path C:\msys64\ucrt64\bin\ in system environment variables and change it to C:\msys64\mingw64\bin and it solved.</w:t>
       </w:r>
       <w:r>
+        <w:br/>
+      </w:r>
+      <w:r>
+        <w:br/>
+        <w:t>R</w:t>
+      </w:r>
+      <w:r>
+        <w:t>eorder the path like below</w:t>
+      </w:r>
+      <w:r>
+        <w:t xml:space="preserve"> in system environment variables if the same error happen</w:t>
+      </w:r>
+      <w:r>
+        <w:t xml:space="preserve">: </w:t>
+      </w:r>
+      <w:r>
+        <w:br/>
+      </w:r>
+      <w:r>
+        <w:t xml:space="preserve">1. %PATH% </w:t>
+      </w:r>
+      <w:r>
+        <w:br/>
+      </w:r>
+      <w:r>
+        <w:t xml:space="preserve">2. C:\Program Files\Go\bin </w:t>
+      </w:r>
+      <w:r>
+        <w:br/>
+      </w:r>
+      <w:r>
+        <w:t>3. C:\msys64\mingw64\bin</w:t>
+      </w:r>
+      <w:r>
+        <w:br/>
+      </w:r>
+      <w:r>
+        <w:br/>
+        <w:t>If</w:t>
+      </w:r>
+      <w:r>
+        <w:t xml:space="preserve"> </w:t>
+      </w:r>
+      <w:r>
+        <w:rPr>
+          <w:b/>
+          <w:bCs/>
+        </w:rPr>
+        <w:t>Docker Desktop is crashing due to a WSL integration issue</w:t>
+      </w:r>
+      <w:r>
+        <w:t xml:space="preserve">, particularly with the </w:t>
+      </w:r>
+      <w:proofErr w:type="spellStart"/>
+      <w:r>
+        <w:t>com.docker.build</w:t>
+      </w:r>
+      <w:proofErr w:type="spellEnd"/>
+      <w:r>
+        <w:t xml:space="preserve"> service. This is a common issue when WSL is in an inconsistent state, or Docker’s internal components are corrupted.</w:t>
+      </w:r>
+    </w:p>
+    <w:p>
+      <w:r>
+        <w:pict>
+          <v:rect id="_x0000_i1054" style="width:0;height:1.5pt" o:hralign="center" o:hrstd="t" o:hr="t" fillcolor="#a0a0a0" stroked="f"/>
+        </w:pict>
+      </w:r>
+    </w:p>
+    <w:p>
+      <w:pPr>
+        <w:rPr>
+          <w:b/>
+          <w:bCs/>
+        </w:rPr>
+      </w:pPr>
+      <w:r>
+        <w:rPr>
+          <w:rFonts w:ascii="Segoe UI Symbol" w:hAnsi="Segoe UI Symbol" w:cs="Segoe UI Symbol"/>
+          <w:b/>
+          <w:bCs/>
+        </w:rPr>
+        <w:t>🛠</w:t>
+      </w:r>
+      <w:r>
+        <w:rPr>
+          <w:b/>
+          <w:bCs/>
+        </w:rPr>
+        <w:t xml:space="preserve"> Here's a step-by-step fix:</w:t>
+      </w:r>
+    </w:p>
+    <w:p>
+      <w:pPr>
+        <w:rPr>
+          <w:b/>
+          <w:bCs/>
+        </w:rPr>
+      </w:pPr>
+      <w:r>
+        <w:rPr>
+          <w:rFonts w:ascii="Segoe UI Emoji" w:hAnsi="Segoe UI Emoji" w:cs="Segoe UI Emoji"/>
+          <w:b/>
+          <w:bCs/>
+        </w:rPr>
+        <w:t>✅</w:t>
+      </w:r>
+      <w:r>
+        <w:rPr>
+          <w:b/>
+          <w:bCs/>
+        </w:rPr>
+        <w:t xml:space="preserve"> Step 1: Make sure WSL is healthy</w:t>
+      </w:r>
+    </w:p>
+    <w:p>
+      <w:pPr>
+        <w:numPr>
+          <w:ilvl w:val="0"/>
+          <w:numId w:val="14"/>
+        </w:numPr>
+      </w:pPr>
+      <w:r>
+        <w:t xml:space="preserve">Open </w:t>
+      </w:r>
+      <w:r>
+        <w:rPr>
+          <w:b/>
+          <w:bCs/>
+        </w:rPr>
+        <w:t>PowerShell as Administrator</w:t>
+      </w:r>
+      <w:r>
+        <w:t xml:space="preserve"> and run:</w:t>
+      </w:r>
+    </w:p>
+    <w:p>
+      <w:proofErr w:type="spellStart"/>
+      <w:r>
+        <w:t>powershell</w:t>
+      </w:r>
+      <w:proofErr w:type="spellEnd"/>
+    </w:p>
+    <w:p>
+      <w:proofErr w:type="spellStart"/>
+      <w:r>
+        <w:t>CopyEdit</w:t>
+      </w:r>
+      <w:proofErr w:type="spellEnd"/>
+    </w:p>
+    <w:p>
+      <w:r>
+        <w:t>dism.exe /online /enable-feature /</w:t>
+      </w:r>
+      <w:proofErr w:type="spellStart"/>
+      <w:r>
+        <w:t>featurename:VirtualMachinePlatform</w:t>
+      </w:r>
+      <w:proofErr w:type="spellEnd"/>
+      <w:r>
+        <w:t xml:space="preserve"> /all /</w:t>
+      </w:r>
+      <w:proofErr w:type="spellStart"/>
+      <w:r>
+        <w:t>norestart</w:t>
+      </w:r>
+      <w:proofErr w:type="spellEnd"/>
+    </w:p>
+    <w:p>
+      <w:r>
+        <w:t>dism.exe /online /enable-feature /</w:t>
+      </w:r>
+      <w:proofErr w:type="spellStart"/>
+      <w:r>
+        <w:t>featurename:Microsoft-Windows-Subsystem-Linux</w:t>
+      </w:r>
+      <w:proofErr w:type="spellEnd"/>
+      <w:r>
+        <w:t xml:space="preserve"> /all /</w:t>
+      </w:r>
+      <w:proofErr w:type="spellStart"/>
+      <w:r>
+        <w:t>norestart</w:t>
+      </w:r>
+      <w:proofErr w:type="spellEnd"/>
+    </w:p>
+    <w:p>
+      <w:pPr>
+        <w:numPr>
+          <w:ilvl w:val="0"/>
+          <w:numId w:val="14"/>
+        </w:numPr>
+      </w:pPr>
+      <w:r>
+        <w:t>Reboot your computer after enabling those (even if they’re already enabled).</w:t>
+      </w:r>
+    </w:p>
+    <w:p>
+      <w:r>
+        <w:pict>
+          <v:rect id="_x0000_i1055" style="width:0;height:1.5pt" o:hralign="center" o:hrstd="t" o:hr="t" fillcolor="#a0a0a0" stroked="f"/>
+        </w:pict>
+      </w:r>
+    </w:p>
+    <w:p>
+      <w:pPr>
+        <w:rPr>
+          <w:b/>
+          <w:bCs/>
+        </w:rPr>
+      </w:pPr>
+      <w:r>
+        <w:rPr>
+          <w:rFonts w:ascii="Segoe UI Emoji" w:hAnsi="Segoe UI Emoji" w:cs="Segoe UI Emoji"/>
+          <w:b/>
+          <w:bCs/>
+        </w:rPr>
+        <w:lastRenderedPageBreak/>
+        <w:t>✅</w:t>
+      </w:r>
+      <w:r>
+        <w:rPr>
+          <w:b/>
+          <w:bCs/>
+        </w:rPr>
+        <w:t xml:space="preserve"> Step 2: Reset Docker’s WSL integration</w:t>
+      </w:r>
+    </w:p>
+    <w:p>
+      <w:pPr>
+        <w:numPr>
+          <w:ilvl w:val="0"/>
+          <w:numId w:val="15"/>
+        </w:numPr>
+      </w:pPr>
+      <w:r>
+        <w:t xml:space="preserve">Open </w:t>
+      </w:r>
+      <w:r>
+        <w:rPr>
+          <w:b/>
+          <w:bCs/>
+        </w:rPr>
+        <w:t>Docker Desktop</w:t>
+      </w:r>
+      <w:r>
+        <w:t xml:space="preserve"> (it may crash again—don’t worry).</w:t>
+      </w:r>
+    </w:p>
+    <w:p>
+      <w:pPr>
+        <w:numPr>
+          <w:ilvl w:val="0"/>
+          <w:numId w:val="15"/>
+        </w:numPr>
+      </w:pPr>
+      <w:r>
+        <w:t>Before it crashes, quickly go to:</w:t>
+      </w:r>
+    </w:p>
+    <w:p>
+      <w:pPr>
+        <w:numPr>
+          <w:ilvl w:val="1"/>
+          <w:numId w:val="15"/>
+        </w:numPr>
+      </w:pPr>
+      <w:r>
+        <w:rPr>
+          <w:rFonts w:ascii="Segoe UI Emoji" w:hAnsi="Segoe UI Emoji" w:cs="Segoe UI Emoji"/>
+        </w:rPr>
+        <w:t>⚙️</w:t>
+      </w:r>
+      <w:r>
+        <w:t xml:space="preserve"> </w:t>
+      </w:r>
+      <w:r>
+        <w:rPr>
+          <w:b/>
+          <w:bCs/>
+        </w:rPr>
+        <w:t>Settings</w:t>
+      </w:r>
+      <w:r>
+        <w:t xml:space="preserve"> → </w:t>
+      </w:r>
+      <w:r>
+        <w:rPr>
+          <w:b/>
+          <w:bCs/>
+        </w:rPr>
+        <w:t>Resources</w:t>
+      </w:r>
+      <w:r>
+        <w:t xml:space="preserve"> → </w:t>
+      </w:r>
+      <w:r>
+        <w:rPr>
+          <w:b/>
+          <w:bCs/>
+        </w:rPr>
+        <w:t>WSL Integration</w:t>
+      </w:r>
+    </w:p>
+    <w:p>
+      <w:pPr>
+        <w:numPr>
+          <w:ilvl w:val="1"/>
+          <w:numId w:val="15"/>
+        </w:numPr>
+      </w:pPr>
+      <w:r>
+        <w:t>Disable integration for all distros</w:t>
+      </w:r>
+    </w:p>
+    <w:p>
+      <w:pPr>
+        <w:numPr>
+          <w:ilvl w:val="0"/>
+          <w:numId w:val="15"/>
+        </w:numPr>
+      </w:pPr>
+      <w:r>
+        <w:t>Exit Docker Desktop.</w:t>
+      </w:r>
+    </w:p>
+    <w:p>
+      <w:pPr>
+        <w:numPr>
+          <w:ilvl w:val="0"/>
+          <w:numId w:val="15"/>
+        </w:numPr>
+      </w:pPr>
+      <w:r>
+        <w:t>Open PowerShell as Admin:</w:t>
+      </w:r>
+    </w:p>
+    <w:p>
+      <w:proofErr w:type="spellStart"/>
+      <w:r>
+        <w:t>powershell</w:t>
+      </w:r>
+      <w:proofErr w:type="spellEnd"/>
+    </w:p>
+    <w:p>
+      <w:proofErr w:type="spellStart"/>
+      <w:r>
+        <w:t>CopyEdit</w:t>
+      </w:r>
+      <w:proofErr w:type="spellEnd"/>
+    </w:p>
+    <w:p>
+      <w:proofErr w:type="spellStart"/>
+      <w:r>
+        <w:t>wsl</w:t>
+      </w:r>
+      <w:proofErr w:type="spellEnd"/>
+      <w:r>
+        <w:t xml:space="preserve"> --unregister docker-desktop</w:t>
+      </w:r>
+    </w:p>
+    <w:p>
+      <w:proofErr w:type="spellStart"/>
+      <w:r>
+        <w:t>wsl</w:t>
+      </w:r>
+      <w:proofErr w:type="spellEnd"/>
+      <w:r>
+        <w:t xml:space="preserve"> --unregister docker-desktop-data</w:t>
+      </w:r>
+    </w:p>
+    <w:p>
+      <w:pPr>
+        <w:numPr>
+          <w:ilvl w:val="0"/>
+          <w:numId w:val="15"/>
+        </w:numPr>
+      </w:pPr>
+      <w:r>
+        <w:t xml:space="preserve">Start </w:t>
+      </w:r>
+      <w:r>
+        <w:rPr>
+          <w:b/>
+          <w:bCs/>
+        </w:rPr>
+        <w:t>Docker Desktop</w:t>
+      </w:r>
+      <w:r>
+        <w:t xml:space="preserve"> again.</w:t>
+      </w:r>
+    </w:p>
+    <w:p>
+      <w:pPr>
+        <w:numPr>
+          <w:ilvl w:val="1"/>
+          <w:numId w:val="15"/>
+        </w:numPr>
+      </w:pPr>
+      <w:r>
+        <w:t>It will recreate docker-desktop and docker-desktop-data automatically.</w:t>
+      </w:r>
+    </w:p>
+    <w:p>
+      <w:pPr>
+        <w:numPr>
+          <w:ilvl w:val="1"/>
+          <w:numId w:val="15"/>
+        </w:numPr>
+      </w:pPr>
+      <w:r>
+        <w:t>This may take a minute or two.</w:t>
+      </w:r>
+    </w:p>
+    <w:p>
+      <w:r>
+        <w:pict>
+          <v:rect id="_x0000_i1056" style="width:0;height:1.5pt" o:hralign="center" o:hrstd="t" o:hr="t" fillcolor="#a0a0a0" stroked="f"/>
+        </w:pict>
+      </w:r>
+    </w:p>
+    <w:p>
+      <w:pPr>
+        <w:rPr>
+          <w:b/>
+          <w:bCs/>
+        </w:rPr>
+      </w:pPr>
+      <w:r>
+        <w:rPr>
+          <w:rFonts w:ascii="Segoe UI Emoji" w:hAnsi="Segoe UI Emoji" w:cs="Segoe UI Emoji"/>
+          <w:b/>
+          <w:bCs/>
+        </w:rPr>
+        <w:t>✅</w:t>
+      </w:r>
+      <w:r>
+        <w:rPr>
+          <w:b/>
+          <w:bCs/>
+        </w:rPr>
+        <w:t xml:space="preserve"> Step 3: Verify Docker works</w:t>
+      </w:r>
+    </w:p>
+    <w:p>
+      <w:r>
+        <w:t>In PowerShell:</w:t>
+      </w:r>
+    </w:p>
+    <w:p>
+      <w:proofErr w:type="spellStart"/>
+      <w:r>
+        <w:t>powershell</w:t>
+      </w:r>
+      <w:proofErr w:type="spellEnd"/>
+    </w:p>
+    <w:p>
+      <w:proofErr w:type="spellStart"/>
+      <w:r>
+        <w:t>CopyEdit</w:t>
+      </w:r>
+      <w:proofErr w:type="spellEnd"/>
+    </w:p>
+    <w:p>
+      <w:proofErr w:type="spellStart"/>
+      <w:r>
+        <w:t>wsl</w:t>
+      </w:r>
+      <w:proofErr w:type="spellEnd"/>
+      <w:r>
+        <w:t xml:space="preserve"> --list --verbose</w:t>
+      </w:r>
+    </w:p>
+    <w:p>
+      <w:r>
+        <w:t>Look for:</w:t>
+      </w:r>
+    </w:p>
+    <w:p>
+      <w:proofErr w:type="spellStart"/>
+      <w:r>
+        <w:t>sql</w:t>
+      </w:r>
+      <w:proofErr w:type="spellEnd"/>
+    </w:p>
+    <w:p>
+      <w:proofErr w:type="spellStart"/>
+      <w:r>
+        <w:t>CopyEdit</w:t>
+      </w:r>
+      <w:proofErr w:type="spellEnd"/>
+    </w:p>
+    <w:p>
+      <w:r>
+        <w:t>docker-desktop          Running    2</w:t>
+      </w:r>
+    </w:p>
+    <w:p>
+      <w:r>
+        <w:t>docker-desktop-data     Running    2</w:t>
+      </w:r>
+    </w:p>
+    <w:p>
+      <w:r>
+        <w:t>Then run:</w:t>
+      </w:r>
+    </w:p>
+    <w:p>
+      <w:r>
+        <w:lastRenderedPageBreak/>
+        <w:t>bash</w:t>
+      </w:r>
+    </w:p>
+    <w:p>
+      <w:proofErr w:type="spellStart"/>
+      <w:r>
+        <w:t>CopyEdit</w:t>
+      </w:r>
+      <w:proofErr w:type="spellEnd"/>
+    </w:p>
+    <w:p>
+      <w:r>
+        <w:t>docker info</w:t>
+      </w:r>
+    </w:p>
+    <w:p>
+      <w:r>
+        <w:t>If it outputs Docker system information, you're good to go.</w:t>
+      </w:r>
+    </w:p>
+    <w:p>
+      <w:r>
+        <w:pict>
+          <v:rect id="_x0000_i1057" style="width:0;height:1.5pt" o:hralign="center" o:hrstd="t" o:hr="t" fillcolor="#a0a0a0" stroked="f"/>
+        </w:pict>
+      </w:r>
+    </w:p>
+    <w:p>
+      <w:pPr>
+        <w:rPr>
+          <w:b/>
+          <w:bCs/>
+        </w:rPr>
+      </w:pPr>
+      <w:r>
+        <w:rPr>
+          <w:rFonts w:ascii="Segoe UI Emoji" w:hAnsi="Segoe UI Emoji" w:cs="Segoe UI Emoji"/>
+          <w:b/>
+          <w:bCs/>
+        </w:rPr>
+        <w:t>🔄</w:t>
+      </w:r>
+      <w:r>
+        <w:rPr>
+          <w:b/>
+          <w:bCs/>
+        </w:rPr>
+        <w:t xml:space="preserve"> If still broken: Reinstall Docker Desktop</w:t>
+      </w:r>
+    </w:p>
+    <w:p>
+      <w:pPr>
+        <w:numPr>
+          <w:ilvl w:val="0"/>
+          <w:numId w:val="16"/>
+        </w:numPr>
+      </w:pPr>
+      <w:r>
+        <w:t>Uninstall Docker Desktop from Control Panel.</w:t>
+      </w:r>
+    </w:p>
+    <w:p>
+      <w:pPr>
+        <w:numPr>
+          <w:ilvl w:val="0"/>
+          <w:numId w:val="16"/>
+        </w:numPr>
+      </w:pPr>
+      <w:r>
+        <w:t xml:space="preserve">Delete the following folders manually </w:t>
+      </w:r>
+      <w:r>
+        <w:rPr>
+          <w:b/>
+          <w:bCs/>
+        </w:rPr>
+        <w:t>(if they remain)</w:t>
+      </w:r>
+      <w:r>
+        <w:t>:</w:t>
+      </w:r>
+    </w:p>
+    <w:p>
+      <w:pPr>
+        <w:numPr>
+          <w:ilvl w:val="1"/>
+          <w:numId w:val="16"/>
+        </w:numPr>
+      </w:pPr>
+      <w:r>
+        <w:t>C:\Users\&lt;your-user&gt;\AppData\Local\Docker</w:t>
+      </w:r>
+    </w:p>
+    <w:p>
+      <w:pPr>
+        <w:numPr>
+          <w:ilvl w:val="1"/>
+          <w:numId w:val="16"/>
+        </w:numPr>
+      </w:pPr>
+      <w:r>
+        <w:t>C:\Users\&lt;your-user&gt;\.docker</w:t>
+      </w:r>
+    </w:p>
+    <w:p>
+      <w:pPr>
+        <w:numPr>
+          <w:ilvl w:val="0"/>
+          <w:numId w:val="16"/>
+        </w:numPr>
+      </w:pPr>
+      <w:r>
+        <w:t xml:space="preserve">Reinstall from: </w:t>
+      </w:r>
+      <w:hyperlink r:id="rId6" w:history="1">
+        <w:r>
+          <w:rPr>
+            <w:rStyle w:val="Hyperlink"/>
+          </w:rPr>
+          <w:t>https://www.docker.com/products/docker-desktop/</w:t>
+        </w:r>
+      </w:hyperlink>
+    </w:p>
+    <w:p/>
+    <w:p>
+      <w:pPr>
+        <w:rPr>
+          <w:b/>
+          <w:bCs/>
+        </w:rPr>
+      </w:pPr>
+      <w:r>
+        <w:rPr>
+          <w:rFonts w:ascii="Segoe UI Emoji" w:hAnsi="Segoe UI Emoji" w:cs="Segoe UI Emoji"/>
+          <w:b/>
+          <w:bCs/>
+        </w:rPr>
+        <w:t>✅</w:t>
+      </w:r>
+      <w:r>
+        <w:rPr>
+          <w:b/>
+          <w:bCs/>
+        </w:rPr>
+        <w:t xml:space="preserve"> Step-by-Step: Fix WSL2 DNS (Permanently)</w:t>
+      </w:r>
+    </w:p>
+    <w:p>
+      <w:r>
+        <w:pict>
+          <v:rect id="_x0000_i1080" style="width:0;height:1.5pt" o:hralign="center" o:hrstd="t" o:hr="t" fillcolor="#a0a0a0" stroked="f"/>
+        </w:pict>
+      </w:r>
+    </w:p>
+    <w:p>
+      <w:pPr>
+        <w:rPr>
+          <w:b/>
+          <w:bCs/>
+        </w:rPr>
+      </w:pPr>
+      <w:r>
+        <w:rPr>
+          <w:rFonts w:ascii="Segoe UI Emoji" w:hAnsi="Segoe UI Emoji" w:cs="Segoe UI Emoji"/>
+          <w:b/>
+          <w:bCs/>
+        </w:rPr>
+        <w:t>🔹</w:t>
+      </w:r>
+      <w:r>
+        <w:rPr>
+          <w:b/>
+          <w:bCs/>
+        </w:rPr>
+        <w:t xml:space="preserve"> 1. Prevent WSL from auto-generating /</w:t>
+      </w:r>
+      <w:proofErr w:type="spellStart"/>
+      <w:r>
+        <w:rPr>
+          <w:b/>
+          <w:bCs/>
+        </w:rPr>
+        <w:t>etc</w:t>
+      </w:r>
+      <w:proofErr w:type="spellEnd"/>
+      <w:r>
+        <w:rPr>
+          <w:b/>
+          <w:bCs/>
+        </w:rPr>
+        <w:t>/</w:t>
+      </w:r>
+      <w:proofErr w:type="spellStart"/>
+      <w:r>
+        <w:rPr>
+          <w:b/>
+          <w:bCs/>
+        </w:rPr>
+        <w:t>resolv.conf</w:t>
+      </w:r>
+      <w:proofErr w:type="spellEnd"/>
+    </w:p>
+    <w:p>
+      <w:r>
+        <w:t>Run:</w:t>
+      </w:r>
+    </w:p>
+    <w:p>
+      <w:r>
+        <w:t>bash</w:t>
+      </w:r>
+    </w:p>
+    <w:p>
+      <w:proofErr w:type="spellStart"/>
+      <w:r>
+        <w:t>CopyEdit</w:t>
+      </w:r>
+      <w:proofErr w:type="spellEnd"/>
+    </w:p>
+    <w:p>
+      <w:proofErr w:type="spellStart"/>
+      <w:r>
+        <w:t>sudo</w:t>
+      </w:r>
+      <w:proofErr w:type="spellEnd"/>
+      <w:r>
+        <w:t xml:space="preserve"> nano /</w:t>
+      </w:r>
+      <w:proofErr w:type="spellStart"/>
+      <w:r>
+        <w:t>etc</w:t>
+      </w:r>
+      <w:proofErr w:type="spellEnd"/>
+      <w:r>
+        <w:t>/</w:t>
+      </w:r>
+      <w:proofErr w:type="spellStart"/>
+      <w:r>
+        <w:t>wsl.conf</w:t>
+      </w:r>
+      <w:proofErr w:type="spellEnd"/>
+    </w:p>
+    <w:p>
+      <w:r>
+        <w:t>Add this:</w:t>
+      </w:r>
+    </w:p>
+    <w:p>
+      <w:r>
+        <w:t>ini</w:t>
+      </w:r>
+    </w:p>
+    <w:p>
+      <w:proofErr w:type="spellStart"/>
+      <w:r>
+        <w:t>CopyEdit</w:t>
+      </w:r>
+      <w:proofErr w:type="spellEnd"/>
+    </w:p>
+    <w:p>
+      <w:r>
+        <w:t>[network]</w:t>
+      </w:r>
+    </w:p>
+    <w:p>
+      <w:proofErr w:type="spellStart"/>
+      <w:r>
+        <w:t>generateResolvConf</w:t>
+      </w:r>
+      <w:proofErr w:type="spellEnd"/>
+      <w:r>
+        <w:t xml:space="preserve"> = false</w:t>
+      </w:r>
+    </w:p>
+    <w:p>
+      <w:r>
+        <w:t>Save and exit (</w:t>
+      </w:r>
+      <w:proofErr w:type="spellStart"/>
+      <w:r>
+        <w:t>Ctrl+O</w:t>
+      </w:r>
+      <w:proofErr w:type="spellEnd"/>
+      <w:r>
+        <w:t xml:space="preserve">, Enter, then </w:t>
+      </w:r>
+      <w:proofErr w:type="spellStart"/>
+      <w:r>
+        <w:t>Ctrl+X</w:t>
+      </w:r>
+      <w:proofErr w:type="spellEnd"/>
+      <w:r>
+        <w:t>).</w:t>
+      </w:r>
+    </w:p>
+    <w:p>
+      <w:r>
+        <w:pict>
+          <v:rect id="_x0000_i1081" style="width:0;height:1.5pt" o:hralign="center" o:hrstd="t" o:hr="t" fillcolor="#a0a0a0" stroked="f"/>
+        </w:pict>
+      </w:r>
+    </w:p>
+    <w:p>
+      <w:pPr>
+        <w:rPr>
+          <w:b/>
+          <w:bCs/>
+        </w:rPr>
+      </w:pPr>
+      <w:r>
+        <w:rPr>
+          <w:rFonts w:ascii="Segoe UI Emoji" w:hAnsi="Segoe UI Emoji" w:cs="Segoe UI Emoji"/>
+          <w:b/>
+          <w:bCs/>
+        </w:rPr>
+        <w:lastRenderedPageBreak/>
+        <w:t>🔹</w:t>
+      </w:r>
+      <w:r>
+        <w:rPr>
+          <w:b/>
+          <w:bCs/>
+        </w:rPr>
+        <w:t xml:space="preserve"> 2. Delete and re-create </w:t>
+      </w:r>
+      <w:proofErr w:type="spellStart"/>
+      <w:r>
+        <w:rPr>
+          <w:b/>
+          <w:bCs/>
+        </w:rPr>
+        <w:t>resolv.conf</w:t>
+      </w:r>
+      <w:proofErr w:type="spellEnd"/>
+      <w:r>
+        <w:rPr>
+          <w:b/>
+          <w:bCs/>
+        </w:rPr>
+        <w:t xml:space="preserve"> manually</w:t>
+      </w:r>
+    </w:p>
+    <w:p>
+      <w:r>
+        <w:t>Run the following to remove the autogenerated file:</w:t>
+      </w:r>
+    </w:p>
+    <w:p>
+      <w:r>
+        <w:t>bash</w:t>
+      </w:r>
+    </w:p>
+    <w:p>
+      <w:proofErr w:type="spellStart"/>
+      <w:r>
+        <w:t>CopyEdit</w:t>
+      </w:r>
+      <w:proofErr w:type="spellEnd"/>
+    </w:p>
+    <w:p>
+      <w:proofErr w:type="spellStart"/>
+      <w:r>
+        <w:t>sudo</w:t>
+      </w:r>
+      <w:proofErr w:type="spellEnd"/>
+      <w:r>
+        <w:t xml:space="preserve"> rm /</w:t>
+      </w:r>
+      <w:proofErr w:type="spellStart"/>
+      <w:r>
+        <w:t>etc</w:t>
+      </w:r>
+      <w:proofErr w:type="spellEnd"/>
+      <w:r>
+        <w:t>/</w:t>
+      </w:r>
+      <w:proofErr w:type="spellStart"/>
+      <w:r>
+        <w:t>resolv.conf</w:t>
+      </w:r>
+      <w:proofErr w:type="spellEnd"/>
+    </w:p>
+    <w:p>
+      <w:r>
+        <w:t>Then re-create it:</w:t>
+      </w:r>
+    </w:p>
+    <w:p>
+      <w:r>
+        <w:t>bash</w:t>
+      </w:r>
+    </w:p>
+    <w:p>
+      <w:proofErr w:type="spellStart"/>
+      <w:r>
+        <w:t>CopyEdit</w:t>
+      </w:r>
+      <w:proofErr w:type="spellEnd"/>
+    </w:p>
+    <w:p>
+      <w:r>
+        <w:t>echo -e "nameserver 8.8.8.8\</w:t>
+      </w:r>
+      <w:proofErr w:type="spellStart"/>
+      <w:r>
+        <w:t>nnameserver</w:t>
+      </w:r>
+      <w:proofErr w:type="spellEnd"/>
+      <w:r>
+        <w:t xml:space="preserve"> 1.1.1.1" | </w:t>
+      </w:r>
+      <w:proofErr w:type="spellStart"/>
+      <w:r>
+        <w:t>sudo</w:t>
+      </w:r>
+      <w:proofErr w:type="spellEnd"/>
+      <w:r>
+        <w:t xml:space="preserve"> tee /</w:t>
+      </w:r>
+      <w:proofErr w:type="spellStart"/>
+      <w:r>
+        <w:t>etc</w:t>
+      </w:r>
+      <w:proofErr w:type="spellEnd"/>
+      <w:r>
+        <w:t>/</w:t>
+      </w:r>
+      <w:proofErr w:type="spellStart"/>
+      <w:r>
+        <w:t>resolv.conf</w:t>
+      </w:r>
+      <w:proofErr w:type="spellEnd"/>
+    </w:p>
+    <w:p>
+      <w:r>
+        <w:t>You can verify:</w:t>
+      </w:r>
+    </w:p>
+    <w:p>
+      <w:r>
+        <w:t>bash</w:t>
+      </w:r>
+    </w:p>
+    <w:p>
+      <w:proofErr w:type="spellStart"/>
+      <w:r>
+        <w:t>CopyEdit</w:t>
+      </w:r>
+      <w:proofErr w:type="spellEnd"/>
+    </w:p>
+    <w:p>
+      <w:r>
+        <w:t>cat /</w:t>
+      </w:r>
+      <w:proofErr w:type="spellStart"/>
+      <w:r>
+        <w:t>etc</w:t>
+      </w:r>
+      <w:proofErr w:type="spellEnd"/>
+      <w:r>
+        <w:t>/</w:t>
+      </w:r>
+      <w:proofErr w:type="spellStart"/>
+      <w:r>
+        <w:t>resolv.conf</w:t>
+      </w:r>
+      <w:proofErr w:type="spellEnd"/>
+    </w:p>
+    <w:p>
+      <w:r>
+        <w:pict>
+          <v:rect id="_x0000_i1082" style="width:0;height:1.5pt" o:hralign="center" o:hrstd="t" o:hr="t" fillcolor="#a0a0a0" stroked="f"/>
+        </w:pict>
+      </w:r>
+    </w:p>
+    <w:p>
+      <w:pPr>
+        <w:rPr>
+          <w:b/>
+          <w:bCs/>
+        </w:rPr>
+      </w:pPr>
+      <w:r>
+        <w:rPr>
+          <w:rFonts w:ascii="Segoe UI Emoji" w:hAnsi="Segoe UI Emoji" w:cs="Segoe UI Emoji"/>
+          <w:b/>
+          <w:bCs/>
+        </w:rPr>
+        <w:t>🔹</w:t>
+      </w:r>
+      <w:r>
+        <w:rPr>
+          <w:b/>
+          <w:bCs/>
+        </w:rPr>
+        <w:t xml:space="preserve"> 3. Restart WSL completely</w:t>
+      </w:r>
+    </w:p>
+    <w:p>
+      <w:r>
+        <w:t xml:space="preserve">Exit all WSL terminals, then in </w:t>
+      </w:r>
+      <w:r>
+        <w:rPr>
+          <w:b/>
+          <w:bCs/>
+        </w:rPr>
+        <w:t>PowerShell (as Administrator)</w:t>
+      </w:r>
+      <w:r>
+        <w:t xml:space="preserve"> run:</w:t>
+      </w:r>
+    </w:p>
+    <w:p>
+      <w:proofErr w:type="spellStart"/>
+      <w:r>
+        <w:t>powershell</w:t>
+      </w:r>
+      <w:proofErr w:type="spellEnd"/>
+    </w:p>
+    <w:p>
+      <w:proofErr w:type="spellStart"/>
+      <w:r>
+        <w:t>CopyEdit</w:t>
+      </w:r>
+      <w:proofErr w:type="spellEnd"/>
+    </w:p>
+    <w:p>
+      <w:proofErr w:type="spellStart"/>
+      <w:r>
+        <w:t>wsl</w:t>
+      </w:r>
+      <w:proofErr w:type="spellEnd"/>
+      <w:r>
+        <w:t xml:space="preserve"> --shutdown</w:t>
+      </w:r>
+    </w:p>
+    <w:p>
+      <w:r>
+        <w:t>Now reopen Ubuntu and test:</w:t>
+      </w:r>
+    </w:p>
+    <w:p>
+      <w:r>
+        <w:t>bash</w:t>
+      </w:r>
+    </w:p>
+    <w:p>
+      <w:proofErr w:type="spellStart"/>
+      <w:r>
+        <w:t>CopyEdit</w:t>
+      </w:r>
+      <w:proofErr w:type="spellEnd"/>
+    </w:p>
+    <w:p>
+      <w:r>
+        <w:t>ping google.com</w:t>
+      </w:r>
+    </w:p>
+    <w:p/>
+    <w:p>
+      <w:r>
+        <w:lastRenderedPageBreak/>
         <w:br/>
       </w:r>
       <w:r>
@@ -1811,6 +2873,236 @@
     </w:lvl>
   </w:abstractNum>
   <w:abstractNum w:abstractNumId="2" w15:restartNumberingAfterBreak="0">
+    <w:nsid w:val="21B60665"/>
+    <w:multiLevelType w:val="multilevel"/>
+    <w:tmpl w:val="144C2636"/>
+    <w:lvl w:ilvl="0">
+      <w:start w:val="1"/>
+      <w:numFmt w:val="decimal"/>
+      <w:lvlText w:val="%1."/>
+      <w:lvlJc w:val="left"/>
+      <w:pPr>
+        <w:tabs>
+          <w:tab w:val="num" w:pos="720"/>
+        </w:tabs>
+        <w:ind w:left="720" w:hanging="360"/>
+      </w:pPr>
+    </w:lvl>
+    <w:lvl w:ilvl="1" w:tentative="1">
+      <w:start w:val="1"/>
+      <w:numFmt w:val="decimal"/>
+      <w:lvlText w:val="%2."/>
+      <w:lvlJc w:val="left"/>
+      <w:pPr>
+        <w:tabs>
+          <w:tab w:val="num" w:pos="1440"/>
+        </w:tabs>
+        <w:ind w:left="1440" w:hanging="360"/>
+      </w:pPr>
+    </w:lvl>
+    <w:lvl w:ilvl="2" w:tentative="1">
+      <w:start w:val="1"/>
+      <w:numFmt w:val="decimal"/>
+      <w:lvlText w:val="%3."/>
+      <w:lvlJc w:val="left"/>
+      <w:pPr>
+        <w:tabs>
+          <w:tab w:val="num" w:pos="2160"/>
+        </w:tabs>
+        <w:ind w:left="2160" w:hanging="360"/>
+      </w:pPr>
+    </w:lvl>
+    <w:lvl w:ilvl="3" w:tentative="1">
+      <w:start w:val="1"/>
+      <w:numFmt w:val="decimal"/>
+      <w:lvlText w:val="%4."/>
+      <w:lvlJc w:val="left"/>
+      <w:pPr>
+        <w:tabs>
+          <w:tab w:val="num" w:pos="2880"/>
+        </w:tabs>
+        <w:ind w:left="2880" w:hanging="360"/>
+      </w:pPr>
+    </w:lvl>
+    <w:lvl w:ilvl="4" w:tentative="1">
+      <w:start w:val="1"/>
+      <w:numFmt w:val="decimal"/>
+      <w:lvlText w:val="%5."/>
+      <w:lvlJc w:val="left"/>
+      <w:pPr>
+        <w:tabs>
+          <w:tab w:val="num" w:pos="3600"/>
+        </w:tabs>
+        <w:ind w:left="3600" w:hanging="360"/>
+      </w:pPr>
+    </w:lvl>
+    <w:lvl w:ilvl="5" w:tentative="1">
+      <w:start w:val="1"/>
+      <w:numFmt w:val="decimal"/>
+      <w:lvlText w:val="%6."/>
+      <w:lvlJc w:val="left"/>
+      <w:pPr>
+        <w:tabs>
+          <w:tab w:val="num" w:pos="4320"/>
+        </w:tabs>
+        <w:ind w:left="4320" w:hanging="360"/>
+      </w:pPr>
+    </w:lvl>
+    <w:lvl w:ilvl="6" w:tentative="1">
+      <w:start w:val="1"/>
+      <w:numFmt w:val="decimal"/>
+      <w:lvlText w:val="%7."/>
+      <w:lvlJc w:val="left"/>
+      <w:pPr>
+        <w:tabs>
+          <w:tab w:val="num" w:pos="5040"/>
+        </w:tabs>
+        <w:ind w:left="5040" w:hanging="360"/>
+      </w:pPr>
+    </w:lvl>
+    <w:lvl w:ilvl="7" w:tentative="1">
+      <w:start w:val="1"/>
+      <w:numFmt w:val="decimal"/>
+      <w:lvlText w:val="%8."/>
+      <w:lvlJc w:val="left"/>
+      <w:pPr>
+        <w:tabs>
+          <w:tab w:val="num" w:pos="5760"/>
+        </w:tabs>
+        <w:ind w:left="5760" w:hanging="360"/>
+      </w:pPr>
+    </w:lvl>
+    <w:lvl w:ilvl="8" w:tentative="1">
+      <w:start w:val="1"/>
+      <w:numFmt w:val="decimal"/>
+      <w:lvlText w:val="%9."/>
+      <w:lvlJc w:val="left"/>
+      <w:pPr>
+        <w:tabs>
+          <w:tab w:val="num" w:pos="6480"/>
+        </w:tabs>
+        <w:ind w:left="6480" w:hanging="360"/>
+      </w:pPr>
+    </w:lvl>
+  </w:abstractNum>
+  <w:abstractNum w:abstractNumId="3" w15:restartNumberingAfterBreak="0">
+    <w:nsid w:val="25F85166"/>
+    <w:multiLevelType w:val="multilevel"/>
+    <w:tmpl w:val="F2C27F04"/>
+    <w:lvl w:ilvl="0">
+      <w:start w:val="1"/>
+      <w:numFmt w:val="decimal"/>
+      <w:lvlText w:val="%1."/>
+      <w:lvlJc w:val="left"/>
+      <w:pPr>
+        <w:tabs>
+          <w:tab w:val="num" w:pos="720"/>
+        </w:tabs>
+        <w:ind w:left="720" w:hanging="360"/>
+      </w:pPr>
+    </w:lvl>
+    <w:lvl w:ilvl="1">
+      <w:start w:val="1"/>
+      <w:numFmt w:val="bullet"/>
+      <w:lvlText w:val="o"/>
+      <w:lvlJc w:val="left"/>
+      <w:pPr>
+        <w:tabs>
+          <w:tab w:val="num" w:pos="1440"/>
+        </w:tabs>
+        <w:ind w:left="1440" w:hanging="360"/>
+      </w:pPr>
+      <w:rPr>
+        <w:rFonts w:ascii="Courier New" w:hAnsi="Courier New" w:hint="default"/>
+        <w:sz w:val="20"/>
+      </w:rPr>
+    </w:lvl>
+    <w:lvl w:ilvl="2" w:tentative="1">
+      <w:start w:val="1"/>
+      <w:numFmt w:val="decimal"/>
+      <w:lvlText w:val="%3."/>
+      <w:lvlJc w:val="left"/>
+      <w:pPr>
+        <w:tabs>
+          <w:tab w:val="num" w:pos="2160"/>
+        </w:tabs>
+        <w:ind w:left="2160" w:hanging="360"/>
+      </w:pPr>
+    </w:lvl>
+    <w:lvl w:ilvl="3" w:tentative="1">
+      <w:start w:val="1"/>
+      <w:numFmt w:val="decimal"/>
+      <w:lvlText w:val="%4."/>
+      <w:lvlJc w:val="left"/>
+      <w:pPr>
+        <w:tabs>
+          <w:tab w:val="num" w:pos="2880"/>
+        </w:tabs>
+        <w:ind w:left="2880" w:hanging="360"/>
+      </w:pPr>
+    </w:lvl>
+    <w:lvl w:ilvl="4" w:tentative="1">
+      <w:start w:val="1"/>
+      <w:numFmt w:val="decimal"/>
+      <w:lvlText w:val="%5."/>
+      <w:lvlJc w:val="left"/>
+      <w:pPr>
+        <w:tabs>
+          <w:tab w:val="num" w:pos="3600"/>
+        </w:tabs>
+        <w:ind w:left="3600" w:hanging="360"/>
+      </w:pPr>
+    </w:lvl>
+    <w:lvl w:ilvl="5" w:tentative="1">
+      <w:start w:val="1"/>
+      <w:numFmt w:val="decimal"/>
+      <w:lvlText w:val="%6."/>
+      <w:lvlJc w:val="left"/>
+      <w:pPr>
+        <w:tabs>
+          <w:tab w:val="num" w:pos="4320"/>
+        </w:tabs>
+        <w:ind w:left="4320" w:hanging="360"/>
+      </w:pPr>
+    </w:lvl>
+    <w:lvl w:ilvl="6" w:tentative="1">
+      <w:start w:val="1"/>
+      <w:numFmt w:val="decimal"/>
+      <w:lvlText w:val="%7."/>
+      <w:lvlJc w:val="left"/>
+      <w:pPr>
+        <w:tabs>
+          <w:tab w:val="num" w:pos="5040"/>
+        </w:tabs>
+        <w:ind w:left="5040" w:hanging="360"/>
+      </w:pPr>
+    </w:lvl>
+    <w:lvl w:ilvl="7" w:tentative="1">
+      <w:start w:val="1"/>
+      <w:numFmt w:val="decimal"/>
+      <w:lvlText w:val="%8."/>
+      <w:lvlJc w:val="left"/>
+      <w:pPr>
+        <w:tabs>
+          <w:tab w:val="num" w:pos="5760"/>
+        </w:tabs>
+        <w:ind w:left="5760" w:hanging="360"/>
+      </w:pPr>
+    </w:lvl>
+    <w:lvl w:ilvl="8" w:tentative="1">
+      <w:start w:val="1"/>
+      <w:numFmt w:val="decimal"/>
+      <w:lvlText w:val="%9."/>
+      <w:lvlJc w:val="left"/>
+      <w:pPr>
+        <w:tabs>
+          <w:tab w:val="num" w:pos="6480"/>
+        </w:tabs>
+        <w:ind w:left="6480" w:hanging="360"/>
+      </w:pPr>
+    </w:lvl>
+  </w:abstractNum>
+  <w:abstractNum w:abstractNumId="4" w15:restartNumberingAfterBreak="0">
     <w:nsid w:val="2E262FE7"/>
     <w:multiLevelType w:val="multilevel"/>
     <w:tmpl w:val="C27826AC"/>
@@ -1959,7 +3251,7 @@
       </w:rPr>
     </w:lvl>
   </w:abstractNum>
-  <w:abstractNum w:abstractNumId="3" w15:restartNumberingAfterBreak="0">
+  <w:abstractNum w:abstractNumId="5" w15:restartNumberingAfterBreak="0">
     <w:nsid w:val="35C9218A"/>
     <w:multiLevelType w:val="multilevel"/>
     <w:tmpl w:val="A1F475A2"/>
@@ -2108,7 +3400,7 @@
       </w:rPr>
     </w:lvl>
   </w:abstractNum>
-  <w:abstractNum w:abstractNumId="4" w15:restartNumberingAfterBreak="0">
+  <w:abstractNum w:abstractNumId="6" w15:restartNumberingAfterBreak="0">
     <w:nsid w:val="3AA764D2"/>
     <w:multiLevelType w:val="multilevel"/>
     <w:tmpl w:val="530079E0"/>
@@ -2257,7 +3549,7 @@
       </w:rPr>
     </w:lvl>
   </w:abstractNum>
-  <w:abstractNum w:abstractNumId="5" w15:restartNumberingAfterBreak="0">
+  <w:abstractNum w:abstractNumId="7" w15:restartNumberingAfterBreak="0">
     <w:nsid w:val="3D6A469A"/>
     <w:multiLevelType w:val="multilevel"/>
     <w:tmpl w:val="90B631AC"/>
@@ -2406,7 +3698,7 @@
       </w:rPr>
     </w:lvl>
   </w:abstractNum>
-  <w:abstractNum w:abstractNumId="6" w15:restartNumberingAfterBreak="0">
+  <w:abstractNum w:abstractNumId="8" w15:restartNumberingAfterBreak="0">
     <w:nsid w:val="447A4FF3"/>
     <w:multiLevelType w:val="multilevel"/>
     <w:tmpl w:val="DF963430"/>
@@ -2555,7 +3847,7 @@
       </w:rPr>
     </w:lvl>
   </w:abstractNum>
-  <w:abstractNum w:abstractNumId="7" w15:restartNumberingAfterBreak="0">
+  <w:abstractNum w:abstractNumId="9" w15:restartNumberingAfterBreak="0">
     <w:nsid w:val="56816AED"/>
     <w:multiLevelType w:val="multilevel"/>
     <w:tmpl w:val="A0C8BB6C"/>
@@ -2704,7 +3996,7 @@
       </w:rPr>
     </w:lvl>
   </w:abstractNum>
-  <w:abstractNum w:abstractNumId="8" w15:restartNumberingAfterBreak="0">
+  <w:abstractNum w:abstractNumId="10" w15:restartNumberingAfterBreak="0">
     <w:nsid w:val="57301FE6"/>
     <w:multiLevelType w:val="multilevel"/>
     <w:tmpl w:val="F6245F20"/>
@@ -2817,7 +4109,7 @@
       </w:pPr>
     </w:lvl>
   </w:abstractNum>
-  <w:abstractNum w:abstractNumId="9" w15:restartNumberingAfterBreak="0">
+  <w:abstractNum w:abstractNumId="11" w15:restartNumberingAfterBreak="0">
     <w:nsid w:val="5CA57F57"/>
     <w:multiLevelType w:val="multilevel"/>
     <w:tmpl w:val="1C4285D2"/>
@@ -2966,7 +4258,7 @@
       </w:rPr>
     </w:lvl>
   </w:abstractNum>
-  <w:abstractNum w:abstractNumId="10" w15:restartNumberingAfterBreak="0">
+  <w:abstractNum w:abstractNumId="12" w15:restartNumberingAfterBreak="0">
     <w:nsid w:val="6004478D"/>
     <w:multiLevelType w:val="multilevel"/>
     <w:tmpl w:val="47CA949A"/>
@@ -3079,7 +4371,7 @@
       </w:pPr>
     </w:lvl>
   </w:abstractNum>
-  <w:abstractNum w:abstractNumId="11" w15:restartNumberingAfterBreak="0">
+  <w:abstractNum w:abstractNumId="13" w15:restartNumberingAfterBreak="0">
     <w:nsid w:val="6E4A55C4"/>
     <w:multiLevelType w:val="multilevel"/>
     <w:tmpl w:val="F82E9536"/>
@@ -3228,7 +4520,7 @@
       </w:rPr>
     </w:lvl>
   </w:abstractNum>
-  <w:abstractNum w:abstractNumId="12" w15:restartNumberingAfterBreak="0">
+  <w:abstractNum w:abstractNumId="14" w15:restartNumberingAfterBreak="0">
     <w:nsid w:val="7B054A7F"/>
     <w:multiLevelType w:val="multilevel"/>
     <w:tmpl w:val="3E22F964"/>
@@ -3345,44 +4637,170 @@
       </w:pPr>
     </w:lvl>
   </w:abstractNum>
+  <w:abstractNum w:abstractNumId="15" w15:restartNumberingAfterBreak="0">
+    <w:nsid w:val="7FD02BA5"/>
+    <w:multiLevelType w:val="multilevel"/>
+    <w:tmpl w:val="3CB8C38A"/>
+    <w:lvl w:ilvl="0">
+      <w:start w:val="1"/>
+      <w:numFmt w:val="decimal"/>
+      <w:lvlText w:val="%1."/>
+      <w:lvlJc w:val="left"/>
+      <w:pPr>
+        <w:tabs>
+          <w:tab w:val="num" w:pos="720"/>
+        </w:tabs>
+        <w:ind w:left="720" w:hanging="360"/>
+      </w:pPr>
+    </w:lvl>
+    <w:lvl w:ilvl="1">
+      <w:start w:val="1"/>
+      <w:numFmt w:val="bullet"/>
+      <w:lvlText w:val="o"/>
+      <w:lvlJc w:val="left"/>
+      <w:pPr>
+        <w:tabs>
+          <w:tab w:val="num" w:pos="1440"/>
+        </w:tabs>
+        <w:ind w:left="1440" w:hanging="360"/>
+      </w:pPr>
+      <w:rPr>
+        <w:rFonts w:ascii="Courier New" w:hAnsi="Courier New" w:hint="default"/>
+        <w:sz w:val="20"/>
+      </w:rPr>
+    </w:lvl>
+    <w:lvl w:ilvl="2" w:tentative="1">
+      <w:start w:val="1"/>
+      <w:numFmt w:val="decimal"/>
+      <w:lvlText w:val="%3."/>
+      <w:lvlJc w:val="left"/>
+      <w:pPr>
+        <w:tabs>
+          <w:tab w:val="num" w:pos="2160"/>
+        </w:tabs>
+        <w:ind w:left="2160" w:hanging="360"/>
+      </w:pPr>
+    </w:lvl>
+    <w:lvl w:ilvl="3" w:tentative="1">
+      <w:start w:val="1"/>
+      <w:numFmt w:val="decimal"/>
+      <w:lvlText w:val="%4."/>
+      <w:lvlJc w:val="left"/>
+      <w:pPr>
+        <w:tabs>
+          <w:tab w:val="num" w:pos="2880"/>
+        </w:tabs>
+        <w:ind w:left="2880" w:hanging="360"/>
+      </w:pPr>
+    </w:lvl>
+    <w:lvl w:ilvl="4" w:tentative="1">
+      <w:start w:val="1"/>
+      <w:numFmt w:val="decimal"/>
+      <w:lvlText w:val="%5."/>
+      <w:lvlJc w:val="left"/>
+      <w:pPr>
+        <w:tabs>
+          <w:tab w:val="num" w:pos="3600"/>
+        </w:tabs>
+        <w:ind w:left="3600" w:hanging="360"/>
+      </w:pPr>
+    </w:lvl>
+    <w:lvl w:ilvl="5" w:tentative="1">
+      <w:start w:val="1"/>
+      <w:numFmt w:val="decimal"/>
+      <w:lvlText w:val="%6."/>
+      <w:lvlJc w:val="left"/>
+      <w:pPr>
+        <w:tabs>
+          <w:tab w:val="num" w:pos="4320"/>
+        </w:tabs>
+        <w:ind w:left="4320" w:hanging="360"/>
+      </w:pPr>
+    </w:lvl>
+    <w:lvl w:ilvl="6" w:tentative="1">
+      <w:start w:val="1"/>
+      <w:numFmt w:val="decimal"/>
+      <w:lvlText w:val="%7."/>
+      <w:lvlJc w:val="left"/>
+      <w:pPr>
+        <w:tabs>
+          <w:tab w:val="num" w:pos="5040"/>
+        </w:tabs>
+        <w:ind w:left="5040" w:hanging="360"/>
+      </w:pPr>
+    </w:lvl>
+    <w:lvl w:ilvl="7" w:tentative="1">
+      <w:start w:val="1"/>
+      <w:numFmt w:val="decimal"/>
+      <w:lvlText w:val="%8."/>
+      <w:lvlJc w:val="left"/>
+      <w:pPr>
+        <w:tabs>
+          <w:tab w:val="num" w:pos="5760"/>
+        </w:tabs>
+        <w:ind w:left="5760" w:hanging="360"/>
+      </w:pPr>
+    </w:lvl>
+    <w:lvl w:ilvl="8" w:tentative="1">
+      <w:start w:val="1"/>
+      <w:numFmt w:val="decimal"/>
+      <w:lvlText w:val="%9."/>
+      <w:lvlJc w:val="left"/>
+      <w:pPr>
+        <w:tabs>
+          <w:tab w:val="num" w:pos="6480"/>
+        </w:tabs>
+        <w:ind w:left="6480" w:hanging="360"/>
+      </w:pPr>
+    </w:lvl>
+  </w:abstractNum>
   <w:num w:numId="1" w16cid:durableId="52581403">
-    <w:abstractNumId w:val="2"/>
+    <w:abstractNumId w:val="4"/>
   </w:num>
   <w:num w:numId="2" w16cid:durableId="717553792">
+    <w:abstractNumId w:val="11"/>
+  </w:num>
+  <w:num w:numId="3" w16cid:durableId="1258293924">
     <w:abstractNumId w:val="9"/>
   </w:num>
-  <w:num w:numId="3" w16cid:durableId="1258293924">
-    <w:abstractNumId w:val="7"/>
-  </w:num>
   <w:num w:numId="4" w16cid:durableId="262806610">
-    <w:abstractNumId w:val="12"/>
+    <w:abstractNumId w:val="14"/>
   </w:num>
   <w:num w:numId="5" w16cid:durableId="17854291">
-    <w:abstractNumId w:val="4"/>
+    <w:abstractNumId w:val="6"/>
   </w:num>
   <w:num w:numId="6" w16cid:durableId="1350256173">
     <w:abstractNumId w:val="1"/>
   </w:num>
   <w:num w:numId="7" w16cid:durableId="1385838367">
+    <w:abstractNumId w:val="10"/>
+  </w:num>
+  <w:num w:numId="8" w16cid:durableId="1850680652">
+    <w:abstractNumId w:val="13"/>
+  </w:num>
+  <w:num w:numId="9" w16cid:durableId="507600949">
+    <w:abstractNumId w:val="5"/>
+  </w:num>
+  <w:num w:numId="10" w16cid:durableId="834804181">
     <w:abstractNumId w:val="8"/>
   </w:num>
-  <w:num w:numId="8" w16cid:durableId="1850680652">
-    <w:abstractNumId w:val="11"/>
-  </w:num>
-  <w:num w:numId="9" w16cid:durableId="507600949">
-    <w:abstractNumId w:val="3"/>
-  </w:num>
-  <w:num w:numId="10" w16cid:durableId="834804181">
-    <w:abstractNumId w:val="6"/>
-  </w:num>
   <w:num w:numId="11" w16cid:durableId="1953248913">
-    <w:abstractNumId w:val="5"/>
+    <w:abstractNumId w:val="7"/>
   </w:num>
   <w:num w:numId="12" w16cid:durableId="1447650179">
     <w:abstractNumId w:val="0"/>
   </w:num>
   <w:num w:numId="13" w16cid:durableId="833959531">
-    <w:abstractNumId w:val="10"/>
+    <w:abstractNumId w:val="12"/>
+  </w:num>
+  <w:num w:numId="14" w16cid:durableId="528177542">
+    <w:abstractNumId w:val="2"/>
+  </w:num>
+  <w:num w:numId="15" w16cid:durableId="534972520">
+    <w:abstractNumId w:val="3"/>
+  </w:num>
+  <w:num w:numId="16" w16cid:durableId="336619874">
+    <w:abstractNumId w:val="15"/>
   </w:num>
 </w:numbering>
 </file>
@@ -3811,6 +5229,50 @@
       <w:szCs w:val="26"/>
     </w:rPr>
   </w:style>
+  <w:style w:type="paragraph" w:styleId="Heading3">
+    <w:name w:val="heading 3"/>
+    <w:basedOn w:val="Normal"/>
+    <w:next w:val="Normal"/>
+    <w:link w:val="Heading3Char"/>
+    <w:uiPriority w:val="9"/>
+    <w:semiHidden/>
+    <w:unhideWhenUsed/>
+    <w:qFormat/>
+    <w:rsid w:val="00D95923"/>
+    <w:pPr>
+      <w:keepNext/>
+      <w:keepLines/>
+      <w:spacing w:before="40" w:after="0"/>
+      <w:outlineLvl w:val="2"/>
+    </w:pPr>
+    <w:rPr>
+      <w:rFonts w:asciiTheme="majorHAnsi" w:eastAsiaTheme="majorEastAsia" w:hAnsiTheme="majorHAnsi" w:cstheme="majorBidi"/>
+      <w:color w:val="1F3763" w:themeColor="accent1" w:themeShade="7F"/>
+    </w:rPr>
+  </w:style>
+  <w:style w:type="paragraph" w:styleId="Heading4">
+    <w:name w:val="heading 4"/>
+    <w:basedOn w:val="Normal"/>
+    <w:next w:val="Normal"/>
+    <w:link w:val="Heading4Char"/>
+    <w:uiPriority w:val="9"/>
+    <w:semiHidden/>
+    <w:unhideWhenUsed/>
+    <w:qFormat/>
+    <w:rsid w:val="00D95923"/>
+    <w:pPr>
+      <w:keepNext/>
+      <w:keepLines/>
+      <w:spacing w:before="40" w:after="0"/>
+      <w:outlineLvl w:val="3"/>
+    </w:pPr>
+    <w:rPr>
+      <w:rFonts w:asciiTheme="majorHAnsi" w:eastAsiaTheme="majorEastAsia" w:hAnsiTheme="majorHAnsi" w:cstheme="majorBidi"/>
+      <w:i/>
+      <w:iCs/>
+      <w:color w:val="2F5496" w:themeColor="accent1" w:themeShade="BF"/>
+    </w:rPr>
+  </w:style>
   <w:style w:type="character" w:default="1" w:styleId="DefaultParagraphFont">
     <w:name w:val="Default Paragraph Font"/>
     <w:uiPriority w:val="1"/>
@@ -3872,6 +5334,32 @@
     <w:rPr>
       <w:color w:val="605E5C"/>
       <w:shd w:val="clear" w:color="auto" w:fill="E1DFDD"/>
+    </w:rPr>
+  </w:style>
+  <w:style w:type="character" w:customStyle="1" w:styleId="Heading3Char">
+    <w:name w:val="Heading 3 Char"/>
+    <w:basedOn w:val="DefaultParagraphFont"/>
+    <w:link w:val="Heading3"/>
+    <w:uiPriority w:val="9"/>
+    <w:semiHidden/>
+    <w:rsid w:val="00D95923"/>
+    <w:rPr>
+      <w:rFonts w:asciiTheme="majorHAnsi" w:eastAsiaTheme="majorEastAsia" w:hAnsiTheme="majorHAnsi" w:cstheme="majorBidi"/>
+      <w:color w:val="1F3763" w:themeColor="accent1" w:themeShade="7F"/>
+    </w:rPr>
+  </w:style>
+  <w:style w:type="character" w:customStyle="1" w:styleId="Heading4Char">
+    <w:name w:val="Heading 4 Char"/>
+    <w:basedOn w:val="DefaultParagraphFont"/>
+    <w:link w:val="Heading4"/>
+    <w:uiPriority w:val="9"/>
+    <w:semiHidden/>
+    <w:rsid w:val="00D95923"/>
+    <w:rPr>
+      <w:rFonts w:asciiTheme="majorHAnsi" w:eastAsiaTheme="majorEastAsia" w:hAnsiTheme="majorHAnsi" w:cstheme="majorBidi"/>
+      <w:i/>
+      <w:iCs/>
+      <w:color w:val="2F5496" w:themeColor="accent1" w:themeShade="BF"/>
     </w:rPr>
   </w:style>
 </w:styles>
